--- a/manuscript/tables/table1_h_index.docx
+++ b/manuscript/tables/table1_h_index.docx
@@ -82,6 +82,68 @@
           <w:p>
             <w:r>
               <w:t>h(D)</w:t>
+            </w:r>
+          </w:p>
+        </w:tc>
+      </w:tr>
+      <w:tr>
+        <w:tc>
+          <w:tcPr>
+            <w:tcW w:type="dxa" w:w="1440"/>
+          </w:tcPr>
+          <w:p>
+            <w:r>
+              <w:t>Chang-Zhu-Tan</w:t>
+            </w:r>
+          </w:p>
+        </w:tc>
+        <w:tc>
+          <w:tcPr>
+            <w:tcW w:type="dxa" w:w="1440"/>
+          </w:tcPr>
+          <w:p>
+            <w:r>
+              <w:t>20</w:t>
+            </w:r>
+          </w:p>
+        </w:tc>
+        <w:tc>
+          <w:tcPr>
+            <w:tcW w:type="dxa" w:w="1440"/>
+          </w:tcPr>
+          <w:p>
+            <w:r>
+              <w:t>0.907</w:t>
+            </w:r>
+          </w:p>
+        </w:tc>
+        <w:tc>
+          <w:tcPr>
+            <w:tcW w:type="dxa" w:w="1440"/>
+          </w:tcPr>
+          <w:p>
+            <w:r>
+              <w:t>0.093</w:t>
+            </w:r>
+          </w:p>
+        </w:tc>
+        <w:tc>
+          <w:tcPr>
+            <w:tcW w:type="dxa" w:w="1440"/>
+          </w:tcPr>
+          <w:p>
+            <w:r>
+              <w:t>0.816</w:t>
+            </w:r>
+          </w:p>
+        </w:tc>
+        <w:tc>
+          <w:tcPr>
+            <w:tcW w:type="dxa" w:w="1440"/>
+          </w:tcPr>
+          <w:p>
+            <w:r>
+              <w:t>0.469</w:t>
             </w:r>
           </w:p>
         </w:tc>
